--- a/published/ai-hs/01_everyday_life/03_perception/lab-protocols/03_perception-lab.docx
+++ b/published/ai-hs/01_everyday_life/03_perception/lab-protocols/03_perception-lab.docx
@@ -4,7 +4,7 @@
   <w:body>
     <w:p>
       <w:r>
-        <w:t>Lab: Exploring Perception</w:t>
+        <w:t>Lab: The Illusion Lab -- Why You See What You Expect</w:t>
       </w:r>
     </w:p>
     <w:p>
@@ -14,7 +14,7 @@
     </w:p>
     <w:p>
       <w:r>
-        <w:t>Design and simulate a simple agent that demonstrates the principles of Perception .</w:t>
+        <w:t>Explore how perception works as prediction by testing optical illusions, sensory biases, and the role of prior expectations in shaping what you experience.</w:t>
       </w:r>
     </w:p>
     <w:p>
@@ -24,12 +24,88 @@
     </w:p>
     <w:p>
       <w:r>
-        <w:t>Basic understanding of Python or a relevant simulation tool.  Familiarity with the formal definition of Perception.   Steps</w:t>
+        <w:t>Completed modules on Systems and Agents  Read the module on Top-down Perception   Part 1: Optical Illusion Gallery</w:t>
       </w:r>
     </w:p>
     <w:p>
       <w:r>
-        <w:t>Define the Environment : Create a simple grid world or state space relevant to Hs.  Define the Agent : Specify the agent's generative model, focusing on Perception.  Simulation : Run the agent for 100 timesteps.  Perturbation : Introduce a specific challenge to Perception (e.g., increased noise, occlusion).  Analysis : Plot the Free Energy over time. Does the agent successfully adapt?   Discussion Requirements</w:t>
+        <w:t>Goal : Experience how your brain fills in predictions even when sensory data is ambiguous.</w:t>
+      </w:r>
+    </w:p>
+    <w:p>
+      <w:r>
+        <w:t>Look up or draw each of the following classic illusions. For each one, describe what you see and why your brain is "tricked."</w:t>
+      </w:r>
+    </w:p>
+    <w:p>
+      <w:r>
+        <w:t>Illusion  What You See First  What Is Actually There  Why Your Brain Fills It In      Muller-Lyer (arrows on lines)       Rubin's Vase (face/vase)       The Dress (blue-black vs. white-gold)       Kanizsa Triangle (invisible triangle)        Write your response here  Part 2: The Prediction Test</w:t>
+      </w:r>
+    </w:p>
+    <w:p>
+      <w:r>
+        <w:t>Goal : Test how prior expectations change what you perceive.</w:t>
+      </w:r>
+    </w:p>
+    <w:p>
+      <w:r>
+        <w:t>Try this with a partner:</w:t>
+      </w:r>
+    </w:p>
+    <w:p>
+      <w:r>
+        <w:t>Partner A writes a sentence with a common phrase but replaces one word with a similar-sounding wrong word (e.g., "Paris in the the spring").  Partner B reads the sentence quickly.  Record whether Partner B noticed the error.   Repeat five times with different sentences. Track results:</w:t>
+      </w:r>
+    </w:p>
+    <w:p>
+      <w:r>
+        <w:t>Sentence  Error Hidden  Partner Noticed? (Yes/No)  Why or Why Not?      1       2       3       4       5        What does this tell you about the role of predictions in reading?</w:t>
+      </w:r>
+    </w:p>
+    <w:p>
+      <w:r>
+        <w:t>Write your response here  Part 3: Sensory Deprivation Mini-Experiment</w:t>
+      </w:r>
+    </w:p>
+    <w:p>
+      <w:r>
+        <w:t>Goal : Observe what happens when a sensory channel is removed.</w:t>
+      </w:r>
+    </w:p>
+    <w:p>
+      <w:r>
+        <w:t>Safely try one of the following for 2 minutes, then write about your experience:</w:t>
+      </w:r>
+    </w:p>
+    <w:p>
+      <w:r>
+        <w:t>Option A : Close your eyes and navigate a familiar room. How did your other senses compensate?  Option B : Wear earplugs or noise-canceling headphones in a quiet setting. What did you notice that you normally miss?  Option C : Eat a piece of food while holding your nose. How did the taste change?   Describe:</w:t>
+        <w:br/>
+        <w:t>1. What prediction errors occurred when the sense was removed?</w:t>
+        <w:br/>
+        <w:t>2. How did your brain try to compensate?</w:t>
+        <w:br/>
+        <w:t>3. What does this reveal about how perception relies on multiple prediction streams?</w:t>
+      </w:r>
+    </w:p>
+    <w:p>
+      <w:r>
+        <w:t>Write your response here  Part 4: Prediction Error Journal</w:t>
+      </w:r>
+    </w:p>
+    <w:p>
+      <w:r>
+        <w:t>Goal : Track moments of perceptual surprise over one day.</w:t>
+      </w:r>
+    </w:p>
+    <w:p>
+      <w:r>
+        <w:t>Record three moments where what you perceived did not match what you expected (a sound you misidentified, a person you mistook for someone else, a flavor that surprised you).</w:t>
+      </w:r>
+    </w:p>
+    <w:p>
+      <w:r>
+        <w:t>Moment  What You Expected  What Actually Happened  How Your Brain Resolved It      1       2       3        Write your response here  Summary Table</w:t>
       </w:r>
     </w:p>
     <w:sectPr>
